--- a/scripts/cv_template.docx
+++ b/scripts/cv_template.docx
@@ -1,6 +1,6 @@
 
 <file path=word/document.xml><?xml version="1.0" encoding="utf-8"?>
-<w:document xmlns:wpc="http://schemas.microsoft.com/office/word/2010/wordprocessingCanvas" xmlns:cx="http://schemas.microsoft.com/office/drawing/2014/chartex" xmlns:cx1="http://schemas.microsoft.com/office/drawing/2015/9/8/chartex" xmlns:cx2="http://schemas.microsoft.com/office/drawing/2015/10/21/chartex" xmlns:cx3="http://schemas.microsoft.com/office/drawing/2016/5/9/chartex" xmlns:cx4="http://schemas.microsoft.com/office/drawing/2016/5/10/chartex" xmlns:cx5="http://schemas.microsoft.com/office/drawing/2016/5/11/chartex" xmlns:cx6="http://schemas.microsoft.com/office/drawing/2016/5/12/chartex" xmlns:cx7="http://schemas.microsoft.com/office/drawing/2016/5/13/chartex" xmlns:cx8="http://schemas.microsoft.com/office/drawing/2016/5/14/chartex" xmlns:mc="http://schemas.openxmlformats.org/markup-compatibility/2006" xmlns:m="http://schemas.openxmlformats.org/officeDocument/2006/math" xmlns:aink="http://schemas.microsoft.com/office/drawing/2016/ink" xmlns:am3d="http://schemas.microsoft.com/office/drawing/2017/model3d" xmlns:oel="http://schemas.microsoft.com/office/2019/extlst" xmlns:r="http://schemas.openxmlformats.org/officeDocument/2006/relationships" xmlns:wp14="http://schemas.microsoft.com/office/word/2010/wordprocessingDrawing" xmlns:wp="http://schemas.openxmlformats.org/drawingml/2006/wordprocessingDrawing" xmlns:wpg="http://schemas.microsoft.com/office/word/2010/wordprocessingGroup" xmlns:wpi="http://schemas.microsoft.com/office/word/2010/wordprocessingInk" xmlns:wps="http://schemas.microsoft.com/office/word/2010/wordprocessingShape" xmlns:o="urn:schemas-microsoft-com:office:office" xmlns:v="urn:schemas-microsoft-com:vml" xmlns:w10="urn:schemas-microsoft-com:office:word" xmlns:w="http://schemas.openxmlformats.org/wordprocessingml/2006/main" xmlns:w14="http://schemas.microsoft.com/office/word/2010/wordml" xmlns:w15="http://schemas.microsoft.com/office/word/2012/wordml" xmlns:w16cei="http://schemas.microsoft.com/office/word/2026/wordml/cei" xmlns:w16cex="http://schemas.microsoft.com/office/word/2018/wordml/cex" xmlns:w16cid="http://schemas.microsoft.com/office/word/2016/wordml/cid" xmlns:w16="http://schemas.microsoft.com/office/word/2018/wordml" xmlns:w16sdtdh="http://schemas.microsoft.com/office/word/2020/wordml/sdtdatahash" xmlns:w16sdtfl="http://schemas.microsoft.com/office/word/2024/wordml/sdtformatlock" xmlns:w16se="http://schemas.microsoft.com/office/word/2015/wordml/symex" xmlns:w16du="http://schemas.microsoft.com/office/word/2023/wordml/word16du" xmlns:wne="http://schemas.microsoft.com/office/word/2006/wordml" mc:Ignorable="w14 w15 w16se w16cid w16 w16cex w16sdtdh w16sdtfl w16du wp14">
+<w:document xmlns:wpc="http://schemas.microsoft.com/office/word/2010/wordprocessingCanvas" xmlns:cx="http://schemas.microsoft.com/office/drawing/2014/chartex" xmlns:cx1="http://schemas.microsoft.com/office/drawing/2015/9/8/chartex" xmlns:cx2="http://schemas.microsoft.com/office/drawing/2015/10/21/chartex" xmlns:cx3="http://schemas.microsoft.com/office/drawing/2016/5/9/chartex" xmlns:cx4="http://schemas.microsoft.com/office/drawing/2016/5/10/chartex" xmlns:cx5="http://schemas.microsoft.com/office/drawing/2016/5/11/chartex" xmlns:cx6="http://schemas.microsoft.com/office/drawing/2016/5/12/chartex" xmlns:cx7="http://schemas.microsoft.com/office/drawing/2016/5/13/chartex" xmlns:cx8="http://schemas.microsoft.com/office/drawing/2016/5/14/chartex" xmlns:mc="http://schemas.openxmlformats.org/markup-compatibility/2006" xmlns:m="http://schemas.openxmlformats.org/officeDocument/2006/math" xmlns:aink="http://schemas.microsoft.com/office/drawing/2016/ink" xmlns:am3d="http://schemas.microsoft.com/office/drawing/2017/model3d" xmlns:oel="http://schemas.microsoft.com/office/2019/extlst" xmlns:r="http://schemas.openxmlformats.org/officeDocument/2006/relationships" xmlns:wp14="http://schemas.microsoft.com/office/word/2010/wordprocessingDrawing" xmlns:wp="http://schemas.openxmlformats.org/drawingml/2006/wordprocessingDrawing" xmlns:wpg="http://schemas.microsoft.com/office/word/2010/wordprocessingGroup" xmlns:wpi="http://schemas.microsoft.com/office/word/2010/wordprocessingInk" xmlns:wps="http://schemas.microsoft.com/office/word/2010/wordprocessingShape" xmlns:o="urn:schemas-microsoft-com:office:office" xmlns:v="urn:schemas-microsoft-com:vml" xmlns:w10="urn:schemas-microsoft-com:office:word" xmlns:w="http://schemas.openxmlformats.org/wordprocessingml/2006/main" xmlns:w14="http://schemas.microsoft.com/office/word/2010/wordml" xmlns:w15="http://schemas.microsoft.com/office/word/2012/wordml" xmlns:w16cex="http://schemas.microsoft.com/office/word/2018/wordml/cex" xmlns:w16cid="http://schemas.microsoft.com/office/word/2016/wordml/cid" xmlns:w16="http://schemas.microsoft.com/office/word/2018/wordml" xmlns:w16sdtdh="http://schemas.microsoft.com/office/word/2020/wordml/sdtdatahash" xmlns:w16sdtfl="http://schemas.microsoft.com/office/word/2024/wordml/sdtformatlock" xmlns:w16se="http://schemas.microsoft.com/office/word/2015/wordml/symex" xmlns:w16du="http://schemas.microsoft.com/office/word/2023/wordml/word16du" xmlns:wne="http://schemas.microsoft.com/office/word/2006/wordml" mc:Ignorable="w14 w15 w16se w16cid w16 w16cex w16sdtdh w16sdtfl w16du wp14">
   <w:body>
     <w:tbl>
       <w:tblPr>
@@ -60,11 +60,13 @@
               <w:ind w:leftChars="8" w:left="14"/>
               <w:jc w:val="both"/>
               <w:rPr>
+                <w:rFonts w:ascii="NanumGothic" w:hAnsi="NanumGothic"/>
                 <w:szCs w:val="20"/>
               </w:rPr>
             </w:pPr>
             <w:r>
               <w:rPr>
+                <w:rFonts w:ascii="NanumGothic" w:hAnsi="NanumGothic"/>
                 <w:b/>
                 <w:bCs/>
                 <w:szCs w:val="20"/>
@@ -73,6 +75,7 @@
             </w:r>
             <w:r>
               <w:rPr>
+                <w:rFonts w:ascii="NanumGothic" w:hAnsi="NanumGothic"/>
                 <w:szCs w:val="20"/>
               </w:rPr>
               <w:t xml:space="preserve"> </w:t>
@@ -81,6 +84,7 @@
               <w:r>
                 <w:rPr>
                   <w:rStyle w:val="ab"/>
+                  <w:rFonts w:ascii="NanumGothic" w:hAnsi="NanumGothic"/>
                   <w:szCs w:val="20"/>
                 </w:rPr>
                 <w:t>hyeonseungkang@outlook.com</w:t>
@@ -92,11 +96,13 @@
               <w:ind w:leftChars="8" w:left="14"/>
               <w:jc w:val="both"/>
               <w:rPr>
+                <w:rFonts w:ascii="NanumGothic" w:hAnsi="NanumGothic"/>
                 <w:szCs w:val="20"/>
               </w:rPr>
             </w:pPr>
             <w:r>
               <w:rPr>
+                <w:rFonts w:ascii="NanumGothic" w:hAnsi="NanumGothic"/>
                 <w:b/>
                 <w:bCs/>
                 <w:szCs w:val="20"/>
@@ -105,31 +111,35 @@
             </w:r>
             <w:r>
               <w:rPr>
+                <w:rFonts w:ascii="NanumGothic" w:hAnsi="NanumGothic"/>
                 <w:szCs w:val="20"/>
               </w:rPr>
               <w:t xml:space="preserve"> +8210</w:t>
             </w:r>
             <w:r>
               <w:rPr>
+                <w:rFonts w:ascii="NanumGothic" w:hAnsi="NanumGothic"/>
                 <w:szCs w:val="20"/>
               </w:rPr>
               <w:t>5934</w:t>
             </w:r>
             <w:r>
               <w:rPr>
+                <w:rFonts w:ascii="NanumGothic" w:hAnsi="NanumGothic"/>
                 <w:szCs w:val="20"/>
               </w:rPr>
               <w:t>055</w:t>
             </w:r>
             <w:r>
               <w:rPr>
+                <w:rFonts w:ascii="NanumGothic" w:hAnsi="NanumGothic"/>
                 <w:szCs w:val="20"/>
               </w:rPr>
               <w:t>2</w:t>
             </w:r>
             <w:r>
               <w:rPr>
-                <w:rFonts w:hint="eastAsia"/>
+                <w:rFonts w:ascii="NanumGothic" w:hAnsi="NanumGothic" w:hint="eastAsia"/>
                 <w:szCs w:val="20"/>
               </w:rPr>
               <w:t xml:space="preserve"> </w:t>
@@ -145,6 +155,7 @@
             </w:pPr>
             <w:r>
               <w:rPr>
+                <w:rFonts w:ascii="NanumGothic" w:hAnsi="NanumGothic"/>
                 <w:b/>
                 <w:bCs/>
                 <w:szCs w:val="20"/>
@@ -153,6 +164,7 @@
             </w:r>
             <w:r>
               <w:rPr>
+                <w:rFonts w:ascii="NanumGothic" w:hAnsi="NanumGothic"/>
                 <w:szCs w:val="20"/>
               </w:rPr>
               <w:t xml:space="preserve"> </w:t>
@@ -161,6 +173,7 @@
               <w:r>
                 <w:rPr>
                   <w:rStyle w:val="ab"/>
+                  <w:rFonts w:ascii="NanumGothic" w:hAnsi="NanumGothic"/>
                   <w:szCs w:val="20"/>
                 </w:rPr>
                 <w:t>https://hyeonseungkang.github.io</w:t>
@@ -168,6 +181,7 @@
             </w:hyperlink>
             <w:r>
               <w:rPr>
+                <w:rFonts w:ascii="NanumGothic" w:hAnsi="NanumGothic"/>
                 <w:szCs w:val="20"/>
               </w:rPr>
               <w:t xml:space="preserve"> </w:t>
@@ -197,6 +211,12 @@
           <w:insideH w:val="none" w:sz="0" w:space="0" w:color="auto"/>
           <w:insideV w:val="none" w:sz="0" w:space="0" w:color="auto"/>
         </w:tblBorders>
+        <w:tblCellMar>
+          <w:top w:w="57" w:type="dxa"/>
+          <w:left w:w="57" w:type="dxa"/>
+          <w:bottom w:w="57" w:type="dxa"/>
+          <w:right w:w="57" w:type="dxa"/>
+        </w:tblCellMar>
         <w:tblLook w:val="04A0" w:firstRow="1" w:lastRow="0" w:firstColumn="1" w:lastColumn="0" w:noHBand="0" w:noVBand="1"/>
       </w:tblPr>
       <w:tblGrid>
@@ -211,31 +231,30 @@
           <w:p>
             <w:pPr>
               <w:rPr>
-                <w:rFonts w:hint="eastAsia"/>
+                <w:rFonts w:ascii="NanumGothic" w:hAnsi="NanumGothic"/>
                 <w:szCs w:val="18"/>
               </w:rPr>
             </w:pPr>
-            <w:proofErr w:type="spellStart"/>
-            <w:r>
-              <w:rPr>
-                <w:rFonts w:hint="eastAsia"/>
+            <w:r>
+              <w:rPr>
+                <w:rFonts w:ascii="NanumGothic" w:hAnsi="NanumGothic" w:hint="eastAsia"/>
                 <w:szCs w:val="18"/>
               </w:rPr>
               <w:t>경력명</w:t>
             </w:r>
-            <w:proofErr w:type="spellEnd"/>
           </w:p>
           <w:p>
             <w:pPr>
-              <w:ind w:leftChars="400" w:left="720"/>
-              <w:rPr>
+              <w:ind w:leftChars="400" w:left="677"/>
+              <w:rPr>
+                <w:rFonts w:ascii="NanumGothic" w:hAnsi="NanumGothic"/>
                 <w:szCs w:val="18"/>
               </w:rPr>
             </w:pPr>
             <w:proofErr w:type="spellStart"/>
             <w:r>
               <w:rPr>
-                <w:rFonts w:hint="eastAsia"/>
+                <w:rFonts w:ascii="NanumGothic" w:hAnsi="NanumGothic" w:hint="eastAsia"/>
                 <w:color w:val="595959" w:themeColor="text1" w:themeTint="A6"/>
                 <w:szCs w:val="18"/>
               </w:rPr>
@@ -251,6 +270,7 @@
           <w:p>
             <w:pPr>
               <w:rPr>
+                <w:rFonts w:ascii="NanumGothic" w:hAnsi="NanumGothic"/>
                 <w:szCs w:val="18"/>
               </w:rPr>
             </w:pPr>
@@ -258,74 +278,76 @@
           <w:p>
             <w:pPr>
               <w:rPr>
+                <w:rFonts w:ascii="NanumGothic" w:hAnsi="NanumGothic"/>
                 <w:szCs w:val="18"/>
               </w:rPr>
             </w:pPr>
             <w:r>
               <w:rPr>
-                <w:rFonts w:hint="eastAsia"/>
+                <w:rFonts w:ascii="NanumGothic" w:hAnsi="NanumGothic" w:hint="eastAsia"/>
                 <w:szCs w:val="18"/>
               </w:rPr>
               <w:t>0000</w:t>
             </w:r>
             <w:r>
               <w:rPr>
-                <w:rFonts w:hint="eastAsia"/>
+                <w:rFonts w:ascii="NanumGothic" w:hAnsi="NanumGothic" w:hint="eastAsia"/>
                 <w:szCs w:val="18"/>
               </w:rPr>
               <w:t xml:space="preserve">. </w:t>
             </w:r>
             <w:r>
               <w:rPr>
-                <w:rFonts w:hint="eastAsia"/>
+                <w:rFonts w:ascii="NanumGothic" w:hAnsi="NanumGothic" w:hint="eastAsia"/>
                 <w:szCs w:val="18"/>
               </w:rPr>
               <w:t>0</w:t>
             </w:r>
             <w:r>
               <w:rPr>
-                <w:rFonts w:hint="eastAsia"/>
+                <w:rFonts w:ascii="NanumGothic" w:hAnsi="NanumGothic" w:hint="eastAsia"/>
                 <w:szCs w:val="18"/>
               </w:rPr>
               <w:t xml:space="preserve">. </w:t>
             </w:r>
             <w:r>
               <w:rPr>
+                <w:rFonts w:ascii="NanumGothic" w:hAnsi="NanumGothic"/>
                 <w:szCs w:val="18"/>
               </w:rPr>
               <w:t>–</w:t>
             </w:r>
             <w:r>
               <w:rPr>
-                <w:rFonts w:hint="eastAsia"/>
+                <w:rFonts w:ascii="NanumGothic" w:hAnsi="NanumGothic" w:hint="eastAsia"/>
                 <w:szCs w:val="18"/>
               </w:rPr>
               <w:t xml:space="preserve"> </w:t>
             </w:r>
             <w:r>
               <w:rPr>
-                <w:rFonts w:hint="eastAsia"/>
+                <w:rFonts w:ascii="NanumGothic" w:hAnsi="NanumGothic" w:hint="eastAsia"/>
                 <w:szCs w:val="18"/>
               </w:rPr>
               <w:t>0000</w:t>
             </w:r>
             <w:r>
               <w:rPr>
-                <w:rFonts w:hint="eastAsia"/>
+                <w:rFonts w:ascii="NanumGothic" w:hAnsi="NanumGothic" w:hint="eastAsia"/>
                 <w:szCs w:val="18"/>
               </w:rPr>
               <w:t xml:space="preserve">. </w:t>
             </w:r>
             <w:r>
               <w:rPr>
-                <w:rFonts w:hint="eastAsia"/>
+                <w:rFonts w:ascii="NanumGothic" w:hAnsi="NanumGothic" w:hint="eastAsia"/>
                 <w:szCs w:val="18"/>
               </w:rPr>
               <w:t>0</w:t>
             </w:r>
             <w:r>
               <w:rPr>
-                <w:rFonts w:hint="eastAsia"/>
+                <w:rFonts w:ascii="NanumGothic" w:hAnsi="NanumGothic" w:hint="eastAsia"/>
                 <w:szCs w:val="18"/>
               </w:rPr>
               <w:t xml:space="preserve">. </w:t>
@@ -358,6 +380,12 @@
           <w:insideH w:val="none" w:sz="0" w:space="0" w:color="auto"/>
           <w:insideV w:val="none" w:sz="0" w:space="0" w:color="auto"/>
         </w:tblBorders>
+        <w:tblCellMar>
+          <w:top w:w="57" w:type="dxa"/>
+          <w:left w:w="57" w:type="dxa"/>
+          <w:bottom w:w="57" w:type="dxa"/>
+          <w:right w:w="57" w:type="dxa"/>
+        </w:tblCellMar>
         <w:tblLook w:val="04A0" w:firstRow="1" w:lastRow="0" w:firstColumn="1" w:lastColumn="0" w:noHBand="0" w:noVBand="1"/>
       </w:tblPr>
       <w:tblGrid>
@@ -372,13 +400,14 @@
           <w:p>
             <w:pPr>
               <w:rPr>
+                <w:rFonts w:ascii="NanumGothic" w:hAnsi="NanumGothic"/>
                 <w:szCs w:val="18"/>
               </w:rPr>
             </w:pPr>
             <w:proofErr w:type="spellStart"/>
             <w:r>
               <w:rPr>
-                <w:rFonts w:hint="eastAsia"/>
+                <w:rFonts w:ascii="NanumGothic" w:hAnsi="NanumGothic" w:hint="eastAsia"/>
                 <w:szCs w:val="18"/>
               </w:rPr>
               <w:t>활동명</w:t>
@@ -386,7 +415,7 @@
             <w:proofErr w:type="spellEnd"/>
             <w:r>
               <w:rPr>
-                <w:rFonts w:hint="eastAsia"/>
+                <w:rFonts w:ascii="NanumGothic" w:hAnsi="NanumGothic" w:hint="eastAsia"/>
                 <w:szCs w:val="18"/>
               </w:rPr>
               <w:t>1</w:t>
@@ -394,9 +423,9 @@
           </w:p>
           <w:p>
             <w:pPr>
-              <w:ind w:leftChars="400" w:left="720"/>
-              <w:rPr>
-                <w:rFonts w:hint="eastAsia"/>
+              <w:ind w:leftChars="400" w:left="677"/>
+              <w:rPr>
+                <w:rFonts w:ascii="NanumGothic" w:hAnsi="NanumGothic"/>
                 <w:color w:val="595959" w:themeColor="text1" w:themeTint="A6"/>
                 <w:szCs w:val="18"/>
               </w:rPr>
@@ -404,7 +433,7 @@
             <w:proofErr w:type="spellStart"/>
             <w:r>
               <w:rPr>
-                <w:rFonts w:hint="eastAsia"/>
+                <w:rFonts w:ascii="NanumGothic" w:hAnsi="NanumGothic" w:hint="eastAsia"/>
                 <w:color w:val="595959" w:themeColor="text1" w:themeTint="A6"/>
                 <w:szCs w:val="18"/>
               </w:rPr>
@@ -415,13 +444,14 @@
           <w:p>
             <w:pPr>
               <w:rPr>
+                <w:rFonts w:ascii="NanumGothic" w:hAnsi="NanumGothic"/>
                 <w:szCs w:val="18"/>
               </w:rPr>
             </w:pPr>
             <w:proofErr w:type="spellStart"/>
             <w:r>
               <w:rPr>
-                <w:rFonts w:hint="eastAsia"/>
+                <w:rFonts w:ascii="NanumGothic" w:hAnsi="NanumGothic" w:hint="eastAsia"/>
                 <w:szCs w:val="18"/>
               </w:rPr>
               <w:t>활동명</w:t>
@@ -429,7 +459,7 @@
             <w:proofErr w:type="spellEnd"/>
             <w:r>
               <w:rPr>
-                <w:rFonts w:hint="eastAsia"/>
+                <w:rFonts w:ascii="NanumGothic" w:hAnsi="NanumGothic" w:hint="eastAsia"/>
                 <w:szCs w:val="18"/>
               </w:rPr>
               <w:t>2</w:t>
@@ -437,9 +467,9 @@
           </w:p>
           <w:p>
             <w:pPr>
-              <w:ind w:leftChars="400" w:left="720"/>
-              <w:rPr>
-                <w:rFonts w:hint="eastAsia"/>
+              <w:ind w:leftChars="400" w:left="677"/>
+              <w:rPr>
+                <w:rFonts w:ascii="NanumGothic" w:hAnsi="NanumGothic"/>
                 <w:color w:val="595959" w:themeColor="text1" w:themeTint="A6"/>
                 <w:szCs w:val="18"/>
               </w:rPr>
@@ -447,7 +477,7 @@
             <w:proofErr w:type="spellStart"/>
             <w:r>
               <w:rPr>
-                <w:rFonts w:hint="eastAsia"/>
+                <w:rFonts w:ascii="NanumGothic" w:hAnsi="NanumGothic" w:hint="eastAsia"/>
                 <w:color w:val="595959" w:themeColor="text1" w:themeTint="A6"/>
                 <w:szCs w:val="18"/>
               </w:rPr>
@@ -463,6 +493,7 @@
           <w:p>
             <w:pPr>
               <w:rPr>
+                <w:rFonts w:ascii="NanumGothic" w:hAnsi="NanumGothic"/>
                 <w:szCs w:val="18"/>
               </w:rPr>
             </w:pPr>
@@ -470,46 +501,48 @@
           <w:p>
             <w:pPr>
               <w:rPr>
+                <w:rFonts w:ascii="NanumGothic" w:hAnsi="NanumGothic"/>
                 <w:szCs w:val="18"/>
               </w:rPr>
             </w:pPr>
             <w:r>
               <w:rPr>
-                <w:rFonts w:hint="eastAsia"/>
+                <w:rFonts w:ascii="NanumGothic" w:hAnsi="NanumGothic" w:hint="eastAsia"/>
                 <w:szCs w:val="18"/>
               </w:rPr>
               <w:t>0000</w:t>
             </w:r>
             <w:r>
               <w:rPr>
-                <w:rFonts w:hint="eastAsia"/>
+                <w:rFonts w:ascii="NanumGothic" w:hAnsi="NanumGothic" w:hint="eastAsia"/>
                 <w:szCs w:val="18"/>
               </w:rPr>
               <w:t xml:space="preserve">. </w:t>
             </w:r>
             <w:r>
               <w:rPr>
-                <w:rFonts w:hint="eastAsia"/>
+                <w:rFonts w:ascii="NanumGothic" w:hAnsi="NanumGothic" w:hint="eastAsia"/>
                 <w:szCs w:val="18"/>
               </w:rPr>
               <w:t>0</w:t>
             </w:r>
             <w:r>
               <w:rPr>
-                <w:rFonts w:hint="eastAsia"/>
+                <w:rFonts w:ascii="NanumGothic" w:hAnsi="NanumGothic" w:hint="eastAsia"/>
                 <w:szCs w:val="18"/>
               </w:rPr>
               <w:t xml:space="preserve">. </w:t>
             </w:r>
             <w:r>
               <w:rPr>
+                <w:rFonts w:ascii="NanumGothic" w:hAnsi="NanumGothic"/>
                 <w:szCs w:val="18"/>
               </w:rPr>
               <w:t>–</w:t>
             </w:r>
             <w:r>
               <w:rPr>
-                <w:rFonts w:hint="eastAsia"/>
+                <w:rFonts w:ascii="NanumGothic" w:hAnsi="NanumGothic" w:hint="eastAsia"/>
                 <w:szCs w:val="18"/>
               </w:rPr>
               <w:t xml:space="preserve"> 현재</w:t>
@@ -518,7 +551,7 @@
           <w:p>
             <w:pPr>
               <w:rPr>
-                <w:rFonts w:hint="eastAsia"/>
+                <w:rFonts w:ascii="NanumGothic" w:hAnsi="NanumGothic"/>
                 <w:szCs w:val="18"/>
               </w:rPr>
             </w:pPr>
@@ -526,57 +559,62 @@
           <w:p>
             <w:pPr>
               <w:rPr>
+                <w:rFonts w:ascii="NanumGothic" w:hAnsi="NanumGothic"/>
                 <w:szCs w:val="18"/>
               </w:rPr>
             </w:pPr>
             <w:r>
               <w:rPr>
-                <w:rFonts w:hint="eastAsia"/>
+                <w:rFonts w:ascii="NanumGothic" w:hAnsi="NanumGothic" w:hint="eastAsia"/>
                 <w:szCs w:val="18"/>
               </w:rPr>
               <w:t>0000</w:t>
             </w:r>
             <w:r>
               <w:rPr>
+                <w:rFonts w:ascii="NanumGothic" w:hAnsi="NanumGothic"/>
                 <w:szCs w:val="18"/>
               </w:rPr>
               <w:t xml:space="preserve">. </w:t>
             </w:r>
             <w:r>
               <w:rPr>
-                <w:rFonts w:hint="eastAsia"/>
+                <w:rFonts w:ascii="NanumGothic" w:hAnsi="NanumGothic" w:hint="eastAsia"/>
                 <w:szCs w:val="18"/>
               </w:rPr>
               <w:t>0</w:t>
             </w:r>
             <w:r>
               <w:rPr>
+                <w:rFonts w:ascii="NanumGothic" w:hAnsi="NanumGothic"/>
                 <w:szCs w:val="18"/>
               </w:rPr>
               <w:t xml:space="preserve">. – </w:t>
             </w:r>
             <w:r>
               <w:rPr>
-                <w:rFonts w:hint="eastAsia"/>
+                <w:rFonts w:ascii="NanumGothic" w:hAnsi="NanumGothic" w:hint="eastAsia"/>
                 <w:szCs w:val="18"/>
               </w:rPr>
               <w:t>0000</w:t>
             </w:r>
             <w:r>
               <w:rPr>
+                <w:rFonts w:ascii="NanumGothic" w:hAnsi="NanumGothic"/>
                 <w:szCs w:val="18"/>
               </w:rPr>
               <w:t xml:space="preserve">. </w:t>
             </w:r>
             <w:r>
               <w:rPr>
-                <w:rFonts w:hint="eastAsia"/>
+                <w:rFonts w:ascii="NanumGothic" w:hAnsi="NanumGothic" w:hint="eastAsia"/>
                 <w:szCs w:val="18"/>
               </w:rPr>
               <w:t>0</w:t>
             </w:r>
             <w:r>
               <w:rPr>
+                <w:rFonts w:ascii="NanumGothic" w:hAnsi="NanumGothic"/>
                 <w:szCs w:val="18"/>
               </w:rPr>
               <w:t>.</w:t>
@@ -585,6 +623,7 @@
           <w:p>
             <w:pPr>
               <w:rPr>
+                <w:rFonts w:ascii="NanumGothic" w:hAnsi="NanumGothic"/>
                 <w:szCs w:val="18"/>
               </w:rPr>
             </w:pPr>
@@ -615,6 +654,12 @@
           <w:insideH w:val="none" w:sz="0" w:space="0" w:color="auto"/>
           <w:insideV w:val="none" w:sz="0" w:space="0" w:color="auto"/>
         </w:tblBorders>
+        <w:tblCellMar>
+          <w:top w:w="57" w:type="dxa"/>
+          <w:left w:w="57" w:type="dxa"/>
+          <w:bottom w:w="57" w:type="dxa"/>
+          <w:right w:w="57" w:type="dxa"/>
+        </w:tblCellMar>
         <w:tblLook w:val="04A0" w:firstRow="1" w:lastRow="0" w:firstColumn="1" w:lastColumn="0" w:noHBand="0" w:noVBand="1"/>
       </w:tblPr>
       <w:tblGrid>
@@ -630,14 +675,14 @@
           <w:p>
             <w:pPr>
               <w:rPr>
-                <w:rFonts w:hint="eastAsia"/>
+                <w:rFonts w:ascii="NanumGothic" w:hAnsi="NanumGothic"/>
                 <w:szCs w:val="18"/>
               </w:rPr>
             </w:pPr>
             <w:proofErr w:type="spellStart"/>
             <w:r>
               <w:rPr>
-                <w:rFonts w:hint="eastAsia"/>
+                <w:rFonts w:ascii="NanumGothic" w:hAnsi="NanumGothic" w:hint="eastAsia"/>
                 <w:szCs w:val="18"/>
               </w:rPr>
               <w:t>자격명</w:t>
@@ -647,6 +692,7 @@
           <w:p>
             <w:pPr>
               <w:rPr>
+                <w:rFonts w:ascii="NanumGothic" w:hAnsi="NanumGothic"/>
                 <w:szCs w:val="18"/>
               </w:rPr>
             </w:pPr>
@@ -659,12 +705,13 @@
           <w:p>
             <w:pPr>
               <w:rPr>
+                <w:rFonts w:ascii="NanumGothic" w:hAnsi="NanumGothic"/>
                 <w:szCs w:val="18"/>
               </w:rPr>
             </w:pPr>
             <w:r>
               <w:rPr>
-                <w:rFonts w:hint="eastAsia"/>
+                <w:rFonts w:ascii="NanumGothic" w:hAnsi="NanumGothic" w:hint="eastAsia"/>
                 <w:szCs w:val="18"/>
               </w:rPr>
               <w:t>자격상세</w:t>
@@ -673,6 +720,7 @@
           <w:p>
             <w:pPr>
               <w:rPr>
+                <w:rFonts w:ascii="NanumGothic" w:hAnsi="NanumGothic"/>
                 <w:szCs w:val="18"/>
               </w:rPr>
             </w:pPr>
@@ -685,13 +733,13 @@
           <w:p>
             <w:pPr>
               <w:rPr>
-                <w:rFonts w:hint="eastAsia"/>
+                <w:rFonts w:ascii="NanumGothic" w:hAnsi="NanumGothic"/>
                 <w:szCs w:val="18"/>
               </w:rPr>
             </w:pPr>
             <w:r>
               <w:rPr>
-                <w:rFonts w:hint="eastAsia"/>
+                <w:rFonts w:ascii="NanumGothic" w:hAnsi="NanumGothic" w:hint="eastAsia"/>
                 <w:szCs w:val="18"/>
               </w:rPr>
               <w:t>0000. 0. 00.</w:t>
@@ -712,7 +760,7 @@
 </file>
 
 <file path=word/numbering.xml><?xml version="1.0" encoding="utf-8"?>
-<w:numbering xmlns:wpc="http://schemas.microsoft.com/office/word/2010/wordprocessingCanvas" xmlns:cx="http://schemas.microsoft.com/office/drawing/2014/chartex" xmlns:cx1="http://schemas.microsoft.com/office/drawing/2015/9/8/chartex" xmlns:cx2="http://schemas.microsoft.com/office/drawing/2015/10/21/chartex" xmlns:cx3="http://schemas.microsoft.com/office/drawing/2016/5/9/chartex" xmlns:cx4="http://schemas.microsoft.com/office/drawing/2016/5/10/chartex" xmlns:cx5="http://schemas.microsoft.com/office/drawing/2016/5/11/chartex" xmlns:cx6="http://schemas.microsoft.com/office/drawing/2016/5/12/chartex" xmlns:cx7="http://schemas.microsoft.com/office/drawing/2016/5/13/chartex" xmlns:cx8="http://schemas.microsoft.com/office/drawing/2016/5/14/chartex" xmlns:mc="http://schemas.openxmlformats.org/markup-compatibility/2006" xmlns:m="http://schemas.openxmlformats.org/officeDocument/2006/math" xmlns:aink="http://schemas.microsoft.com/office/drawing/2016/ink" xmlns:am3d="http://schemas.microsoft.com/office/drawing/2017/model3d" xmlns:oel="http://schemas.microsoft.com/office/2019/extlst" xmlns:r="http://schemas.openxmlformats.org/officeDocument/2006/relationships" xmlns:wp14="http://schemas.microsoft.com/office/word/2010/wordprocessingDrawing" xmlns:wp="http://schemas.openxmlformats.org/drawingml/2006/wordprocessingDrawing" xmlns:wpg="http://schemas.microsoft.com/office/word/2010/wordprocessingGroup" xmlns:wpi="http://schemas.microsoft.com/office/word/2010/wordprocessingInk" xmlns:wps="http://schemas.microsoft.com/office/word/2010/wordprocessingShape" xmlns:o="urn:schemas-microsoft-com:office:office" xmlns:v="urn:schemas-microsoft-com:vml" xmlns:w10="urn:schemas-microsoft-com:office:word" xmlns:w="http://schemas.openxmlformats.org/wordprocessingml/2006/main" xmlns:w14="http://schemas.microsoft.com/office/word/2010/wordml" xmlns:w15="http://schemas.microsoft.com/office/word/2012/wordml" xmlns:w16cei="http://schemas.microsoft.com/office/word/2026/wordml/cei" xmlns:w16cex="http://schemas.microsoft.com/office/word/2018/wordml/cex" xmlns:w16cid="http://schemas.microsoft.com/office/word/2016/wordml/cid" xmlns:w16="http://schemas.microsoft.com/office/word/2018/wordml" xmlns:w16sdtdh="http://schemas.microsoft.com/office/word/2020/wordml/sdtdatahash" xmlns:w16sdtfl="http://schemas.microsoft.com/office/word/2024/wordml/sdtformatlock" xmlns:w16se="http://schemas.microsoft.com/office/word/2015/wordml/symex" xmlns:w16du="http://schemas.microsoft.com/office/word/2023/wordml/word16du" xmlns:wne="http://schemas.microsoft.com/office/word/2006/wordml" mc:Ignorable="w14 w15 w16se w16cid w16 w16cex w16sdtdh w16sdtfl w16du wp14">
+<w:numbering xmlns:wpc="http://schemas.microsoft.com/office/word/2010/wordprocessingCanvas" xmlns:cx="http://schemas.microsoft.com/office/drawing/2014/chartex" xmlns:cx1="http://schemas.microsoft.com/office/drawing/2015/9/8/chartex" xmlns:cx2="http://schemas.microsoft.com/office/drawing/2015/10/21/chartex" xmlns:cx3="http://schemas.microsoft.com/office/drawing/2016/5/9/chartex" xmlns:cx4="http://schemas.microsoft.com/office/drawing/2016/5/10/chartex" xmlns:cx5="http://schemas.microsoft.com/office/drawing/2016/5/11/chartex" xmlns:cx6="http://schemas.microsoft.com/office/drawing/2016/5/12/chartex" xmlns:cx7="http://schemas.microsoft.com/office/drawing/2016/5/13/chartex" xmlns:cx8="http://schemas.microsoft.com/office/drawing/2016/5/14/chartex" xmlns:mc="http://schemas.openxmlformats.org/markup-compatibility/2006" xmlns:m="http://schemas.openxmlformats.org/officeDocument/2006/math" xmlns:aink="http://schemas.microsoft.com/office/drawing/2016/ink" xmlns:am3d="http://schemas.microsoft.com/office/drawing/2017/model3d" xmlns:oel="http://schemas.microsoft.com/office/2019/extlst" xmlns:r="http://schemas.openxmlformats.org/officeDocument/2006/relationships" xmlns:wp14="http://schemas.microsoft.com/office/word/2010/wordprocessingDrawing" xmlns:wp="http://schemas.openxmlformats.org/drawingml/2006/wordprocessingDrawing" xmlns:wpg="http://schemas.microsoft.com/office/word/2010/wordprocessingGroup" xmlns:wpi="http://schemas.microsoft.com/office/word/2010/wordprocessingInk" xmlns:wps="http://schemas.microsoft.com/office/word/2010/wordprocessingShape" xmlns:o="urn:schemas-microsoft-com:office:office" xmlns:v="urn:schemas-microsoft-com:vml" xmlns:w10="urn:schemas-microsoft-com:office:word" xmlns:w="http://schemas.openxmlformats.org/wordprocessingml/2006/main" xmlns:w14="http://schemas.microsoft.com/office/word/2010/wordml" xmlns:w15="http://schemas.microsoft.com/office/word/2012/wordml" xmlns:w16cex="http://schemas.microsoft.com/office/word/2018/wordml/cex" xmlns:w16cid="http://schemas.microsoft.com/office/word/2016/wordml/cid" xmlns:w16="http://schemas.microsoft.com/office/word/2018/wordml" xmlns:w16sdtdh="http://schemas.microsoft.com/office/word/2020/wordml/sdtdatahash" xmlns:w16sdtfl="http://schemas.microsoft.com/office/word/2024/wordml/sdtformatlock" xmlns:w16se="http://schemas.microsoft.com/office/word/2015/wordml/symex" xmlns:w16du="http://schemas.microsoft.com/office/word/2023/wordml/word16du" xmlns:wne="http://schemas.microsoft.com/office/word/2006/wordml" mc:Ignorable="w14 w15 w16se w16cid w16 w16cex w16sdtdh w16sdtfl w16du wp14">
   <w:abstractNum w:abstractNumId="0" w15:restartNumberingAfterBreak="0">
     <w:nsid w:val="7D7F475E"/>
     <w:multiLevelType w:val="hybridMultilevel"/>
@@ -1207,7 +1255,7 @@
   <w:style w:type="paragraph" w:default="1" w:styleId="a">
     <w:name w:val="Normal"/>
     <w:qFormat/>
-    <w:rsid w:val="005057FC"/>
+    <w:rsid w:val="00D23F78"/>
     <w:pPr>
       <w:widowControl w:val="0"/>
       <w:wordWrap w:val="0"/>
@@ -1216,6 +1264,7 @@
       <w:spacing w:line="288" w:lineRule="auto"/>
     </w:pPr>
     <w:rPr>
+      <w:rFonts w:eastAsia="NanumGothic"/>
       <w:sz w:val="18"/>
     </w:rPr>
   </w:style>

--- a/scripts/cv_template.docx
+++ b/scripts/cv_template.docx
@@ -57,6 +57,7 @@
           </w:tcPr>
           <w:p>
             <w:pPr>
+              <w:spacing w:line="336" w:lineRule="auto"/>
               <w:ind w:leftChars="8" w:left="14"/>
               <w:jc w:val="both"/>
               <w:rPr>
@@ -93,6 +94,7 @@
           </w:p>
           <w:p>
             <w:pPr>
+              <w:spacing w:line="336" w:lineRule="auto"/>
               <w:ind w:leftChars="8" w:left="14"/>
               <w:jc w:val="both"/>
               <w:rPr>
@@ -147,6 +149,7 @@
           </w:p>
           <w:p>
             <w:pPr>
+              <w:spacing w:line="336" w:lineRule="auto"/>
               <w:ind w:leftChars="8" w:left="14"/>
               <w:jc w:val="both"/>
               <w:rPr>

--- a/scripts/cv_template.docx
+++ b/scripts/cv_template.docx
@@ -38,7 +38,6 @@
                 <w:szCs w:val="48"/>
               </w:rPr>
             </w:pPr>
-            <w:proofErr w:type="spellStart"/>
             <w:r>
               <w:rPr>
                 <w:rFonts w:ascii="나눔명조" w:eastAsia="나눔명조" w:hAnsi="나눔명조" w:cs="Times New Roman" w:hint="eastAsia"/>
@@ -47,7 +46,6 @@
               </w:rPr>
               <w:t>강현승</w:t>
             </w:r>
-            <w:proofErr w:type="spellEnd"/>
           </w:p>
         </w:tc>
         <w:tc>
@@ -57,17 +55,17 @@
           </w:tcPr>
           <w:p>
             <w:pPr>
-              <w:spacing w:line="336" w:lineRule="auto"/>
+              <w:spacing w:line="360" w:lineRule="auto"/>
               <w:ind w:leftChars="8" w:left="14"/>
               <w:jc w:val="both"/>
               <w:rPr>
-                <w:rFonts w:ascii="NanumGothic" w:hAnsi="NanumGothic"/>
+                <w:rFonts w:ascii="나눔고딕" w:hAnsi="나눔고딕"/>
                 <w:szCs w:val="20"/>
               </w:rPr>
             </w:pPr>
             <w:r>
               <w:rPr>
-                <w:rFonts w:ascii="NanumGothic" w:hAnsi="NanumGothic"/>
+                <w:rFonts w:ascii="나눔고딕" w:hAnsi="나눔고딕"/>
                 <w:b/>
                 <w:bCs/>
                 <w:szCs w:val="20"/>
@@ -76,7 +74,7 @@
             </w:r>
             <w:r>
               <w:rPr>
-                <w:rFonts w:ascii="NanumGothic" w:hAnsi="NanumGothic"/>
+                <w:rFonts w:ascii="나눔고딕" w:hAnsi="나눔고딕"/>
                 <w:szCs w:val="20"/>
               </w:rPr>
               <w:t xml:space="preserve"> </w:t>
@@ -85,7 +83,7 @@
               <w:r>
                 <w:rPr>
                   <w:rStyle w:val="ab"/>
-                  <w:rFonts w:ascii="NanumGothic" w:hAnsi="NanumGothic"/>
+                  <w:rFonts w:ascii="나눔고딕" w:hAnsi="나눔고딕"/>
                   <w:szCs w:val="20"/>
                 </w:rPr>
                 <w:t>hyeonseungkang@outlook.com</w:t>
@@ -94,17 +92,17 @@
           </w:p>
           <w:p>
             <w:pPr>
-              <w:spacing w:line="336" w:lineRule="auto"/>
+              <w:spacing w:line="360" w:lineRule="auto"/>
               <w:ind w:leftChars="8" w:left="14"/>
               <w:jc w:val="both"/>
               <w:rPr>
-                <w:rFonts w:ascii="NanumGothic" w:hAnsi="NanumGothic"/>
+                <w:rFonts w:ascii="나눔고딕" w:hAnsi="나눔고딕"/>
                 <w:szCs w:val="20"/>
               </w:rPr>
             </w:pPr>
             <w:r>
               <w:rPr>
-                <w:rFonts w:ascii="NanumGothic" w:hAnsi="NanumGothic"/>
+                <w:rFonts w:ascii="나눔고딕" w:hAnsi="나눔고딕"/>
                 <w:b/>
                 <w:bCs/>
                 <w:szCs w:val="20"/>
@@ -113,35 +111,35 @@
             </w:r>
             <w:r>
               <w:rPr>
-                <w:rFonts w:ascii="NanumGothic" w:hAnsi="NanumGothic"/>
+                <w:rFonts w:ascii="나눔고딕" w:hAnsi="나눔고딕"/>
                 <w:szCs w:val="20"/>
               </w:rPr>
               <w:t xml:space="preserve"> +8210</w:t>
             </w:r>
             <w:r>
               <w:rPr>
-                <w:rFonts w:ascii="NanumGothic" w:hAnsi="NanumGothic"/>
+                <w:rFonts w:ascii="나눔고딕" w:hAnsi="나눔고딕"/>
                 <w:szCs w:val="20"/>
               </w:rPr>
               <w:t>5934</w:t>
             </w:r>
             <w:r>
               <w:rPr>
-                <w:rFonts w:ascii="NanumGothic" w:hAnsi="NanumGothic"/>
+                <w:rFonts w:ascii="나눔고딕" w:hAnsi="나눔고딕"/>
                 <w:szCs w:val="20"/>
               </w:rPr>
               <w:t>055</w:t>
             </w:r>
             <w:r>
               <w:rPr>
-                <w:rFonts w:ascii="NanumGothic" w:hAnsi="NanumGothic"/>
+                <w:rFonts w:ascii="나눔고딕" w:hAnsi="나눔고딕"/>
                 <w:szCs w:val="20"/>
               </w:rPr>
               <w:t>2</w:t>
             </w:r>
             <w:r>
               <w:rPr>
-                <w:rFonts w:ascii="NanumGothic" w:hAnsi="NanumGothic" w:hint="eastAsia"/>
+                <w:rFonts w:ascii="나눔고딕" w:hAnsi="나눔고딕" w:hint="eastAsia"/>
                 <w:szCs w:val="20"/>
               </w:rPr>
               <w:t xml:space="preserve"> </w:t>
@@ -158,7 +156,7 @@
             </w:pPr>
             <w:r>
               <w:rPr>
-                <w:rFonts w:ascii="NanumGothic" w:hAnsi="NanumGothic"/>
+                <w:rFonts w:ascii="나눔고딕" w:hAnsi="나눔고딕"/>
                 <w:b/>
                 <w:bCs/>
                 <w:szCs w:val="20"/>
@@ -167,7 +165,7 @@
             </w:r>
             <w:r>
               <w:rPr>
-                <w:rFonts w:ascii="NanumGothic" w:hAnsi="NanumGothic"/>
+                <w:rFonts w:ascii="나눔고딕" w:hAnsi="나눔고딕"/>
                 <w:szCs w:val="20"/>
               </w:rPr>
               <w:t xml:space="preserve"> </w:t>
@@ -176,7 +174,7 @@
               <w:r>
                 <w:rPr>
                   <w:rStyle w:val="ab"/>
-                  <w:rFonts w:ascii="NanumGothic" w:hAnsi="NanumGothic"/>
+                  <w:rFonts w:ascii="나눔고딕" w:hAnsi="나눔고딕"/>
                   <w:szCs w:val="20"/>
                 </w:rPr>
                 <w:t>https://hyeonseungkang.github.io</w:t>
@@ -184,7 +182,7 @@
             </w:hyperlink>
             <w:r>
               <w:rPr>
-                <w:rFonts w:ascii="NanumGothic" w:hAnsi="NanumGothic"/>
+                <w:rFonts w:ascii="나눔고딕" w:hAnsi="나눔고딕"/>
                 <w:szCs w:val="20"/>
               </w:rPr>
               <w:t xml:space="preserve"> </w:t>
@@ -234,13 +232,13 @@
           <w:p>
             <w:pPr>
               <w:rPr>
-                <w:rFonts w:ascii="NanumGothic" w:hAnsi="NanumGothic"/>
+                <w:rFonts w:ascii="나눔고딕" w:hAnsi="나눔고딕"/>
                 <w:szCs w:val="18"/>
               </w:rPr>
             </w:pPr>
             <w:r>
               <w:rPr>
-                <w:rFonts w:ascii="NanumGothic" w:hAnsi="NanumGothic" w:hint="eastAsia"/>
+                <w:rFonts w:ascii="나눔고딕" w:hAnsi="나눔고딕" w:hint="eastAsia"/>
                 <w:szCs w:val="18"/>
               </w:rPr>
               <w:t>경력명</w:t>
@@ -250,20 +248,18 @@
             <w:pPr>
               <w:ind w:leftChars="400" w:left="677"/>
               <w:rPr>
-                <w:rFonts w:ascii="NanumGothic" w:hAnsi="NanumGothic"/>
+                <w:rFonts w:ascii="나눔고딕" w:hAnsi="나눔고딕"/>
                 <w:szCs w:val="18"/>
               </w:rPr>
             </w:pPr>
-            <w:proofErr w:type="spellStart"/>
-            <w:r>
-              <w:rPr>
-                <w:rFonts w:ascii="NanumGothic" w:hAnsi="NanumGothic" w:hint="eastAsia"/>
+            <w:r>
+              <w:rPr>
+                <w:rFonts w:ascii="나눔고딕" w:hAnsi="나눔고딕" w:hint="eastAsia"/>
                 <w:color w:val="595959" w:themeColor="text1" w:themeTint="A6"/>
                 <w:szCs w:val="18"/>
               </w:rPr>
               <w:t>경력상세</w:t>
             </w:r>
-            <w:proofErr w:type="spellEnd"/>
           </w:p>
         </w:tc>
         <w:tc>
@@ -273,7 +269,7 @@
           <w:p>
             <w:pPr>
               <w:rPr>
-                <w:rFonts w:ascii="NanumGothic" w:hAnsi="NanumGothic"/>
+                <w:rFonts w:ascii="나눔고딕" w:hAnsi="나눔고딕"/>
                 <w:szCs w:val="18"/>
               </w:rPr>
             </w:pPr>
@@ -281,76 +277,76 @@
           <w:p>
             <w:pPr>
               <w:rPr>
-                <w:rFonts w:ascii="NanumGothic" w:hAnsi="NanumGothic"/>
+                <w:rFonts w:ascii="나눔고딕" w:hAnsi="나눔고딕"/>
                 <w:szCs w:val="18"/>
               </w:rPr>
             </w:pPr>
             <w:r>
               <w:rPr>
-                <w:rFonts w:ascii="NanumGothic" w:hAnsi="NanumGothic" w:hint="eastAsia"/>
+                <w:rFonts w:ascii="나눔고딕" w:hAnsi="나눔고딕" w:hint="eastAsia"/>
                 <w:szCs w:val="18"/>
               </w:rPr>
               <w:t>0000</w:t>
             </w:r>
             <w:r>
               <w:rPr>
-                <w:rFonts w:ascii="NanumGothic" w:hAnsi="NanumGothic" w:hint="eastAsia"/>
+                <w:rFonts w:ascii="나눔고딕" w:hAnsi="나눔고딕" w:hint="eastAsia"/>
                 <w:szCs w:val="18"/>
               </w:rPr>
               <w:t xml:space="preserve">. </w:t>
             </w:r>
             <w:r>
               <w:rPr>
-                <w:rFonts w:ascii="NanumGothic" w:hAnsi="NanumGothic" w:hint="eastAsia"/>
+                <w:rFonts w:ascii="나눔고딕" w:hAnsi="나눔고딕" w:hint="eastAsia"/>
                 <w:szCs w:val="18"/>
               </w:rPr>
               <w:t>0</w:t>
             </w:r>
             <w:r>
               <w:rPr>
-                <w:rFonts w:ascii="NanumGothic" w:hAnsi="NanumGothic" w:hint="eastAsia"/>
+                <w:rFonts w:ascii="나눔고딕" w:hAnsi="나눔고딕" w:hint="eastAsia"/>
                 <w:szCs w:val="18"/>
               </w:rPr>
               <w:t xml:space="preserve">. </w:t>
             </w:r>
             <w:r>
               <w:rPr>
-                <w:rFonts w:ascii="NanumGothic" w:hAnsi="NanumGothic"/>
+                <w:rFonts w:ascii="나눔고딕" w:hAnsi="나눔고딕"/>
                 <w:szCs w:val="18"/>
               </w:rPr>
               <w:t>–</w:t>
             </w:r>
             <w:r>
               <w:rPr>
-                <w:rFonts w:ascii="NanumGothic" w:hAnsi="NanumGothic" w:hint="eastAsia"/>
+                <w:rFonts w:ascii="나눔고딕" w:hAnsi="나눔고딕" w:hint="eastAsia"/>
                 <w:szCs w:val="18"/>
               </w:rPr>
               <w:t xml:space="preserve"> </w:t>
             </w:r>
             <w:r>
               <w:rPr>
-                <w:rFonts w:ascii="NanumGothic" w:hAnsi="NanumGothic" w:hint="eastAsia"/>
+                <w:rFonts w:ascii="나눔고딕" w:hAnsi="나눔고딕" w:hint="eastAsia"/>
                 <w:szCs w:val="18"/>
               </w:rPr>
               <w:t>0000</w:t>
             </w:r>
             <w:r>
               <w:rPr>
-                <w:rFonts w:ascii="NanumGothic" w:hAnsi="NanumGothic" w:hint="eastAsia"/>
+                <w:rFonts w:ascii="나눔고딕" w:hAnsi="나눔고딕" w:hint="eastAsia"/>
                 <w:szCs w:val="18"/>
               </w:rPr>
               <w:t xml:space="preserve">. </w:t>
             </w:r>
             <w:r>
               <w:rPr>
-                <w:rFonts w:ascii="NanumGothic" w:hAnsi="NanumGothic" w:hint="eastAsia"/>
+                <w:rFonts w:ascii="나눔고딕" w:hAnsi="나눔고딕" w:hint="eastAsia"/>
                 <w:szCs w:val="18"/>
               </w:rPr>
               <w:t>0</w:t>
             </w:r>
             <w:r>
               <w:rPr>
-                <w:rFonts w:ascii="NanumGothic" w:hAnsi="NanumGothic" w:hint="eastAsia"/>
+                <w:rFonts w:ascii="나눔고딕" w:hAnsi="나눔고딕" w:hint="eastAsia"/>
                 <w:szCs w:val="18"/>
               </w:rPr>
               <w:t xml:space="preserve">. </w:t>
@@ -403,90 +399,68 @@
           <w:p>
             <w:pPr>
               <w:rPr>
-                <w:rFonts w:ascii="NanumGothic" w:hAnsi="NanumGothic"/>
+                <w:rFonts w:ascii="나눔고딕" w:hAnsi="나눔고딕"/>
                 <w:szCs w:val="18"/>
               </w:rPr>
             </w:pPr>
-            <w:proofErr w:type="spellStart"/>
-            <w:r>
-              <w:rPr>
-                <w:rFonts w:ascii="NanumGothic" w:hAnsi="NanumGothic" w:hint="eastAsia"/>
-                <w:szCs w:val="18"/>
-              </w:rPr>
-              <w:t>활동명</w:t>
-            </w:r>
-            <w:proofErr w:type="spellEnd"/>
-            <w:r>
-              <w:rPr>
-                <w:rFonts w:ascii="NanumGothic" w:hAnsi="NanumGothic" w:hint="eastAsia"/>
-                <w:szCs w:val="18"/>
-              </w:rPr>
-              <w:t>1</w:t>
+            <w:r>
+              <w:rPr>
+                <w:rFonts w:ascii="나눔고딕" w:hAnsi="나눔고딕" w:hint="eastAsia"/>
+                <w:szCs w:val="18"/>
+              </w:rPr>
+              <w:t>활동명1</w:t>
             </w:r>
           </w:p>
           <w:p>
             <w:pPr>
               <w:ind w:leftChars="400" w:left="677"/>
               <w:rPr>
-                <w:rFonts w:ascii="NanumGothic" w:hAnsi="NanumGothic"/>
+                <w:rFonts w:ascii="나눔고딕" w:hAnsi="나눔고딕"/>
                 <w:color w:val="595959" w:themeColor="text1" w:themeTint="A6"/>
                 <w:szCs w:val="18"/>
               </w:rPr>
             </w:pPr>
-            <w:proofErr w:type="spellStart"/>
-            <w:r>
-              <w:rPr>
-                <w:rFonts w:ascii="NanumGothic" w:hAnsi="NanumGothic" w:hint="eastAsia"/>
+            <w:r>
+              <w:rPr>
+                <w:rFonts w:ascii="나눔고딕" w:hAnsi="나눔고딕" w:hint="eastAsia"/>
                 <w:color w:val="595959" w:themeColor="text1" w:themeTint="A6"/>
                 <w:szCs w:val="18"/>
               </w:rPr>
               <w:t>활동상세</w:t>
             </w:r>
-            <w:proofErr w:type="spellEnd"/>
           </w:p>
           <w:p>
             <w:pPr>
               <w:rPr>
-                <w:rFonts w:ascii="NanumGothic" w:hAnsi="NanumGothic"/>
+                <w:rFonts w:ascii="나눔고딕" w:hAnsi="나눔고딕"/>
                 <w:szCs w:val="18"/>
               </w:rPr>
             </w:pPr>
-            <w:proofErr w:type="spellStart"/>
-            <w:r>
-              <w:rPr>
-                <w:rFonts w:ascii="NanumGothic" w:hAnsi="NanumGothic" w:hint="eastAsia"/>
-                <w:szCs w:val="18"/>
-              </w:rPr>
-              <w:t>활동명</w:t>
-            </w:r>
-            <w:proofErr w:type="spellEnd"/>
-            <w:r>
-              <w:rPr>
-                <w:rFonts w:ascii="NanumGothic" w:hAnsi="NanumGothic" w:hint="eastAsia"/>
-                <w:szCs w:val="18"/>
-              </w:rPr>
-              <w:t>2</w:t>
+            <w:r>
+              <w:rPr>
+                <w:rFonts w:ascii="나눔고딕" w:hAnsi="나눔고딕" w:hint="eastAsia"/>
+                <w:szCs w:val="18"/>
+              </w:rPr>
+              <w:t>활동명2</w:t>
             </w:r>
           </w:p>
           <w:p>
             <w:pPr>
               <w:ind w:leftChars="400" w:left="677"/>
               <w:rPr>
-                <w:rFonts w:ascii="NanumGothic" w:hAnsi="NanumGothic"/>
+                <w:rFonts w:ascii="나눔고딕" w:hAnsi="나눔고딕"/>
                 <w:color w:val="595959" w:themeColor="text1" w:themeTint="A6"/>
                 <w:szCs w:val="18"/>
               </w:rPr>
             </w:pPr>
-            <w:proofErr w:type="spellStart"/>
-            <w:r>
-              <w:rPr>
-                <w:rFonts w:ascii="NanumGothic" w:hAnsi="NanumGothic" w:hint="eastAsia"/>
+            <w:r>
+              <w:rPr>
+                <w:rFonts w:ascii="나눔고딕" w:hAnsi="나눔고딕" w:hint="eastAsia"/>
                 <w:color w:val="595959" w:themeColor="text1" w:themeTint="A6"/>
                 <w:szCs w:val="18"/>
               </w:rPr>
               <w:t>활동상세</w:t>
             </w:r>
-            <w:proofErr w:type="spellEnd"/>
           </w:p>
         </w:tc>
         <w:tc>
@@ -496,7 +470,7 @@
           <w:p>
             <w:pPr>
               <w:rPr>
-                <w:rFonts w:ascii="NanumGothic" w:hAnsi="NanumGothic"/>
+                <w:rFonts w:ascii="나눔고딕" w:hAnsi="나눔고딕"/>
                 <w:szCs w:val="18"/>
               </w:rPr>
             </w:pPr>
@@ -504,48 +478,48 @@
           <w:p>
             <w:pPr>
               <w:rPr>
-                <w:rFonts w:ascii="NanumGothic" w:hAnsi="NanumGothic"/>
+                <w:rFonts w:ascii="나눔고딕" w:hAnsi="나눔고딕"/>
                 <w:szCs w:val="18"/>
               </w:rPr>
             </w:pPr>
             <w:r>
               <w:rPr>
-                <w:rFonts w:ascii="NanumGothic" w:hAnsi="NanumGothic" w:hint="eastAsia"/>
+                <w:rFonts w:ascii="나눔고딕" w:hAnsi="나눔고딕" w:hint="eastAsia"/>
                 <w:szCs w:val="18"/>
               </w:rPr>
               <w:t>0000</w:t>
             </w:r>
             <w:r>
               <w:rPr>
-                <w:rFonts w:ascii="NanumGothic" w:hAnsi="NanumGothic" w:hint="eastAsia"/>
+                <w:rFonts w:ascii="나눔고딕" w:hAnsi="나눔고딕" w:hint="eastAsia"/>
                 <w:szCs w:val="18"/>
               </w:rPr>
               <w:t xml:space="preserve">. </w:t>
             </w:r>
             <w:r>
               <w:rPr>
-                <w:rFonts w:ascii="NanumGothic" w:hAnsi="NanumGothic" w:hint="eastAsia"/>
+                <w:rFonts w:ascii="나눔고딕" w:hAnsi="나눔고딕" w:hint="eastAsia"/>
                 <w:szCs w:val="18"/>
               </w:rPr>
               <w:t>0</w:t>
             </w:r>
             <w:r>
               <w:rPr>
-                <w:rFonts w:ascii="NanumGothic" w:hAnsi="NanumGothic" w:hint="eastAsia"/>
+                <w:rFonts w:ascii="나눔고딕" w:hAnsi="나눔고딕" w:hint="eastAsia"/>
                 <w:szCs w:val="18"/>
               </w:rPr>
               <w:t xml:space="preserve">. </w:t>
             </w:r>
             <w:r>
               <w:rPr>
-                <w:rFonts w:ascii="NanumGothic" w:hAnsi="NanumGothic"/>
+                <w:rFonts w:ascii="나눔고딕" w:hAnsi="나눔고딕"/>
                 <w:szCs w:val="18"/>
               </w:rPr>
               <w:t>–</w:t>
             </w:r>
             <w:r>
               <w:rPr>
-                <w:rFonts w:ascii="NanumGothic" w:hAnsi="NanumGothic" w:hint="eastAsia"/>
+                <w:rFonts w:ascii="나눔고딕" w:hAnsi="나눔고딕" w:hint="eastAsia"/>
                 <w:szCs w:val="18"/>
               </w:rPr>
               <w:t xml:space="preserve"> 현재</w:t>
@@ -554,7 +528,7 @@
           <w:p>
             <w:pPr>
               <w:rPr>
-                <w:rFonts w:ascii="NanumGothic" w:hAnsi="NanumGothic"/>
+                <w:rFonts w:ascii="나눔고딕" w:hAnsi="나눔고딕"/>
                 <w:szCs w:val="18"/>
               </w:rPr>
             </w:pPr>
@@ -562,62 +536,62 @@
           <w:p>
             <w:pPr>
               <w:rPr>
-                <w:rFonts w:ascii="NanumGothic" w:hAnsi="NanumGothic"/>
+                <w:rFonts w:ascii="나눔고딕" w:hAnsi="나눔고딕"/>
                 <w:szCs w:val="18"/>
               </w:rPr>
             </w:pPr>
             <w:r>
               <w:rPr>
-                <w:rFonts w:ascii="NanumGothic" w:hAnsi="NanumGothic" w:hint="eastAsia"/>
+                <w:rFonts w:ascii="나눔고딕" w:hAnsi="나눔고딕" w:hint="eastAsia"/>
                 <w:szCs w:val="18"/>
               </w:rPr>
               <w:t>0000</w:t>
             </w:r>
             <w:r>
               <w:rPr>
-                <w:rFonts w:ascii="NanumGothic" w:hAnsi="NanumGothic"/>
+                <w:rFonts w:ascii="나눔고딕" w:hAnsi="나눔고딕"/>
                 <w:szCs w:val="18"/>
               </w:rPr>
               <w:t xml:space="preserve">. </w:t>
             </w:r>
             <w:r>
               <w:rPr>
-                <w:rFonts w:ascii="NanumGothic" w:hAnsi="NanumGothic" w:hint="eastAsia"/>
+                <w:rFonts w:ascii="나눔고딕" w:hAnsi="나눔고딕" w:hint="eastAsia"/>
                 <w:szCs w:val="18"/>
               </w:rPr>
               <w:t>0</w:t>
             </w:r>
             <w:r>
               <w:rPr>
-                <w:rFonts w:ascii="NanumGothic" w:hAnsi="NanumGothic"/>
+                <w:rFonts w:ascii="나눔고딕" w:hAnsi="나눔고딕"/>
                 <w:szCs w:val="18"/>
               </w:rPr>
               <w:t xml:space="preserve">. – </w:t>
             </w:r>
             <w:r>
               <w:rPr>
-                <w:rFonts w:ascii="NanumGothic" w:hAnsi="NanumGothic" w:hint="eastAsia"/>
+                <w:rFonts w:ascii="나눔고딕" w:hAnsi="나눔고딕" w:hint="eastAsia"/>
                 <w:szCs w:val="18"/>
               </w:rPr>
               <w:t>0000</w:t>
             </w:r>
             <w:r>
               <w:rPr>
-                <w:rFonts w:ascii="NanumGothic" w:hAnsi="NanumGothic"/>
+                <w:rFonts w:ascii="나눔고딕" w:hAnsi="나눔고딕"/>
                 <w:szCs w:val="18"/>
               </w:rPr>
               <w:t xml:space="preserve">. </w:t>
             </w:r>
             <w:r>
               <w:rPr>
-                <w:rFonts w:ascii="NanumGothic" w:hAnsi="NanumGothic" w:hint="eastAsia"/>
+                <w:rFonts w:ascii="나눔고딕" w:hAnsi="나눔고딕" w:hint="eastAsia"/>
                 <w:szCs w:val="18"/>
               </w:rPr>
               <w:t>0</w:t>
             </w:r>
             <w:r>
               <w:rPr>
-                <w:rFonts w:ascii="NanumGothic" w:hAnsi="NanumGothic"/>
+                <w:rFonts w:ascii="나눔고딕" w:hAnsi="나눔고딕"/>
                 <w:szCs w:val="18"/>
               </w:rPr>
               <w:t>.</w:t>
@@ -626,7 +600,7 @@
           <w:p>
             <w:pPr>
               <w:rPr>
-                <w:rFonts w:ascii="NanumGothic" w:hAnsi="NanumGothic"/>
+                <w:rFonts w:ascii="나눔고딕" w:hAnsi="나눔고딕"/>
                 <w:szCs w:val="18"/>
               </w:rPr>
             </w:pPr>
@@ -678,24 +652,22 @@
           <w:p>
             <w:pPr>
               <w:rPr>
-                <w:rFonts w:ascii="NanumGothic" w:hAnsi="NanumGothic"/>
+                <w:rFonts w:ascii="나눔고딕" w:hAnsi="나눔고딕"/>
                 <w:szCs w:val="18"/>
               </w:rPr>
             </w:pPr>
-            <w:proofErr w:type="spellStart"/>
-            <w:r>
-              <w:rPr>
-                <w:rFonts w:ascii="NanumGothic" w:hAnsi="NanumGothic" w:hint="eastAsia"/>
+            <w:r>
+              <w:rPr>
+                <w:rFonts w:ascii="나눔고딕" w:hAnsi="나눔고딕" w:hint="eastAsia"/>
                 <w:szCs w:val="18"/>
               </w:rPr>
               <w:t>자격명</w:t>
             </w:r>
-            <w:proofErr w:type="spellEnd"/>
           </w:p>
           <w:p>
             <w:pPr>
               <w:rPr>
-                <w:rFonts w:ascii="NanumGothic" w:hAnsi="NanumGothic"/>
+                <w:rFonts w:ascii="나눔고딕" w:hAnsi="나눔고딕"/>
                 <w:szCs w:val="18"/>
               </w:rPr>
             </w:pPr>
@@ -708,13 +680,13 @@
           <w:p>
             <w:pPr>
               <w:rPr>
-                <w:rFonts w:ascii="NanumGothic" w:hAnsi="NanumGothic"/>
+                <w:rFonts w:ascii="나눔고딕" w:hAnsi="나눔고딕"/>
                 <w:szCs w:val="18"/>
               </w:rPr>
             </w:pPr>
             <w:r>
               <w:rPr>
-                <w:rFonts w:ascii="NanumGothic" w:hAnsi="NanumGothic" w:hint="eastAsia"/>
+                <w:rFonts w:ascii="나눔고딕" w:hAnsi="나눔고딕" w:hint="eastAsia"/>
                 <w:szCs w:val="18"/>
               </w:rPr>
               <w:t>자격상세</w:t>
@@ -723,7 +695,7 @@
           <w:p>
             <w:pPr>
               <w:rPr>
-                <w:rFonts w:ascii="NanumGothic" w:hAnsi="NanumGothic"/>
+                <w:rFonts w:ascii="나눔고딕" w:hAnsi="나눔고딕"/>
                 <w:szCs w:val="18"/>
               </w:rPr>
             </w:pPr>
@@ -736,13 +708,13 @@
           <w:p>
             <w:pPr>
               <w:rPr>
-                <w:rFonts w:ascii="NanumGothic" w:hAnsi="NanumGothic"/>
+                <w:rFonts w:ascii="나눔고딕" w:hAnsi="나눔고딕"/>
                 <w:szCs w:val="18"/>
               </w:rPr>
             </w:pPr>
             <w:r>
               <w:rPr>
-                <w:rFonts w:ascii="NanumGothic" w:hAnsi="NanumGothic" w:hint="eastAsia"/>
+                <w:rFonts w:ascii="나눔고딕" w:hAnsi="나눔고딕" w:hint="eastAsia"/>
                 <w:szCs w:val="18"/>
               </w:rPr>
               <w:t>0000. 0. 00.</w:t>
@@ -1267,7 +1239,7 @@
       <w:spacing w:line="288" w:lineRule="auto"/>
     </w:pPr>
     <w:rPr>
-      <w:rFonts w:eastAsia="NanumGothic"/>
+      <w:rFonts w:eastAsia="나눔고딕"/>
       <w:sz w:val="18"/>
     </w:rPr>
   </w:style>
